--- a/PP-salygos/templates/PRIEDAI_LT_NACSAUGUMAS.docx
+++ b/PP-salygos/templates/PRIEDAI_LT_NACSAUGUMAS.docx
@@ -126,7 +126,7 @@
         <w:rPr>
           <w:rFonts w:eastAsia="Calibri"/>
         </w:rPr>
-        <w:t>/ĮMONĖS PAVADINIMAS/</w:t>
+        <w:t>ĮMONĖS PAVADINIMAS</w:t>
       </w:r>
     </w:p>
     <w:p>
@@ -343,7 +343,7 @@
           <w:color w:val="000000"/>
           <w:szCs w:val="24"/>
         </w:rPr>
-        <w:t>/ĮMONĖS PAVADINIMAS/</w:t>
+        <w:t>ĮMONĖS PAVADINIMAS</w:t>
       </w:r>
     </w:p>
     <w:p>

--- a/PP-salygos/templates/PRIEDAI_LT_NACSAUGUMAS.docx
+++ b/PP-salygos/templates/PRIEDAI_LT_NACSAUGUMAS.docx
@@ -1195,7 +1195,7 @@
     </w:p>
     <w:p/>
     <w:sectPr>
-      <w:pgSz w:w="12240" w:h="15840"/>
+      <w:pgSz w:w="11906" w:h="16838" w:code="9"/>
       <w:pgMar w:top="709" w:right="567" w:bottom="851" w:left="1276" w:header="567" w:footer="567" w:gutter="0"/>
       <w:cols w:space="1296"/>
     </w:sectPr>
